--- a/tests/data/golden/gap.docx
+++ b/tests/data/golden/gap.docx
@@ -4011,7 +4011,7 @@
           <w:sz w:val="22"/>
           <w:szCs w:val="24"/>
         </w:rPr>
-        <w:t xml:space="preserve">руб. (Сто восемьдесят тысяч триста рублей ноль копеек)</w:t>
+        <w:t xml:space="preserve">руб. (Сто восемьдесят тысяч триста рублей 00 копеек)</w:t>
       </w:r>
       <w:r>
         <w:rPr>
@@ -4064,7 +4064,7 @@
           <w:sz w:val="22"/>
           <w:szCs w:val="24"/>
         </w:rPr>
-        <w:t xml:space="preserve">НДС по ставке, действующей на дату оказания услуг (в настоящее время 22%) 39666.00 руб. (Тридцать девять тысяч шестьсот шестьдесят шесть рублей ноль копеек).</w:t>
+        <w:t xml:space="preserve">НДС по ставке, действующей на дату оказания услуг (в настоящее время 22%) 39666.00 руб. (Тридцать девять тысяч шестьсот шестьдесят шесть рублей 00 копеек).</w:t>
       </w:r>
     </w:p>
     <w:p>
@@ -4124,7 +4124,7 @@
           <w:sz w:val="22"/>
           <w:szCs w:val="24"/>
         </w:rPr>
-        <w:t xml:space="preserve">(Двести девятнадцать тысяч девятьсот шестьдесят шесть рублей ноль копеек)</w:t>
+        <w:t xml:space="preserve">(Двести девятнадцать тысяч девятьсот шестьдесят шесть рублей 00 копеек)</w:t>
       </w:r>
       <w:r>
         <w:rPr>

--- a/tests/data/golden/gap.docx
+++ b/tests/data/golden/gap.docx
@@ -4356,7 +4356,7 @@
           <w:szCs w:val="24"/>
           <w:lang w:val="ru-RU"/>
         </w:rPr>
-        <w:t>Оплата производится в течение</w:t>
+        <w:t xml:space="preserve">Оплата производится в течение </w:t>
       </w:r>
       <w:r>
         <w:rPr>

--- a/tests/data/golden/gap.docx
+++ b/tests/data/golden/gap.docx
@@ -1390,7 +1390,7 @@
           <w:szCs w:val="24"/>
           <w:lang w:val="ru-RU"/>
         </w:rPr>
-        <w:t>Погрузка 1: Точка 1</w:t>
+        <w:t>Погрузка 1: Салон 1 Точка 1</w:t>
       </w:r>
     </w:p>
     <w:tbl>
@@ -2174,7 +2174,7 @@
           <w:sz w:val="22"/>
           <w:szCs w:val="24"/>
         </w:rPr>
-        <w:t>Выгрузка 1: Выгрузка 1</w:t>
+        <w:t>Выгрузка 1: Салон 2 Выгрузка 1</w:t>
       </w:r>
     </w:p>
     <w:tbl>

--- a/tests/data/golden/gap.docx
+++ b/tests/data/golden/gap.docx
@@ -1874,7 +1874,7 @@
                 <w:szCs w:val="24"/>
                 <w:lang w:val="ru-RU"/>
               </w:rPr>
-              <w:t>1</w:t>
+              <w:t>2</w:t>
             </w:r>
           </w:p>
         </w:tc>
@@ -2002,7 +2002,7 @@
                 <w:szCs w:val="24"/>
                 <w:lang w:val="ru-RU"/>
               </w:rPr>
-              <w:t>2</w:t>
+              <w:t>3</w:t>
             </w:r>
           </w:p>
         </w:tc>
@@ -2644,7 +2644,7 @@
                 <w:szCs w:val="24"/>
                 <w:lang w:val="ru-RU"/>
               </w:rPr>
-              <w:t>1</w:t>
+              <w:t>2</w:t>
             </w:r>
           </w:p>
         </w:tc>
@@ -2941,7 +2941,7 @@
                 <w:szCs w:val="24"/>
                 <w:lang w:val="ru-RU"/>
               </w:rPr>
-              <w:t>1</w:t>
+              <w:t>3</w:t>
             </w:r>
           </w:p>
         </w:tc>

--- a/tests/data/golden/gap.docx
+++ b/tests/data/golden/gap.docx
@@ -252,7 +252,7 @@
           <w:sz w:val="28"/>
           <w:szCs w:val="24"/>
         </w:rPr>
-        <w:t>1. СТОРОНЫ И СТАТУС</w:t>
+        <w:t xml:space="preserve">1. СТОРОНЫ И СТАТУС</w:t>
       </w:r>
       <w:r>
         <w:rPr>
@@ -309,54 +309,7 @@
           <w:sz w:val="22"/>
           <w:szCs w:val="24"/>
         </w:rPr>
-        <w:t xml:space="preserve">ООО «Заказчик»</w:t>
-      </w:r>
-      <w:r>
-        <w:rPr>
-          <w:rFonts w:ascii="Times New Roman" w:eastAsia="Times New Roman" w:hAnsi="Times New Roman" w:cs="Times New Roman"/>
-          <w:color w:val="000000"/>
-          <w:sz w:val="22"/>
-          <w:szCs w:val="24"/>
-        </w:rPr>
-        <w:t xml:space="preserve"> </w:t>
-      </w:r>
-      <w:r>
-        <w:rPr>
-          <w:rFonts w:ascii="Times New Roman" w:eastAsia="Times New Roman" w:hAnsi="Times New Roman" w:cs="Times New Roman"/>
-          <w:color w:val="000000"/>
-          <w:sz w:val="22"/>
-          <w:szCs w:val="24"/>
-          <w:lang w:val="ru-RU"/>
-        </w:rPr>
-        <w:t>(</w:t>
-      </w:r>
-      <w:r>
-        <w:rPr>
-          <w:rFonts w:ascii="Times New Roman" w:eastAsia="Times New Roman" w:hAnsi="Times New Roman" w:cs="Times New Roman"/>
-          <w:color w:val="000000"/>
-          <w:sz w:val="22"/>
-          <w:szCs w:val="24"/>
-        </w:rPr>
-        <w:t xml:space="preserve">ООО «Заказчик»</w:t>
-      </w:r>
-      <w:r>
-        <w:rPr>
-          <w:rFonts w:ascii="Times New Roman" w:eastAsia="Times New Roman" w:hAnsi="Times New Roman" w:cs="Times New Roman"/>
-          <w:color w:val="000000"/>
-          <w:sz w:val="22"/>
-          <w:szCs w:val="24"/>
-          <w:lang w:val="ru-RU"/>
-        </w:rPr>
-        <w:t>)</w:t>
-      </w:r>
-      <w:r>
-        <w:rPr>
-          <w:rFonts w:ascii="Times New Roman" w:eastAsia="Times New Roman" w:hAnsi="Times New Roman" w:cs="Times New Roman"/>
-          <w:color w:val="000000"/>
-          <w:sz w:val="22"/>
-          <w:szCs w:val="24"/>
-        </w:rPr>
-        <w:t>, именуемое в дальнейшем «Заказчик», в лице Генерального директора Ахмедова Тимура Артуровича, действующего на основании Устава.</w:t>
+        <w:t xml:space="preserve">ООО «Заказчик», именуемое в дальнейшем «Заказчик», в лице Генеральный директор Петров Пётр Петрович, действующего на основании Устава.</w:t>
       </w:r>
     </w:p>
     <w:p>
@@ -402,106 +355,7 @@
           <w:sz w:val="22"/>
           <w:szCs w:val="24"/>
         </w:rPr>
-        <w:t xml:space="preserve">ООО «Ромашка»</w:t>
-      </w:r>
-      <w:r>
-        <w:rPr>
-          <w:rFonts w:ascii="Times New Roman" w:eastAsia="Times New Roman" w:hAnsi="Times New Roman" w:cs="Times New Roman"/>
-          <w:color w:val="000000"/>
-          <w:sz w:val="22"/>
-          <w:szCs w:val="24"/>
-        </w:rPr>
-        <w:t xml:space="preserve"> (</w:t>
-      </w:r>
-      <w:r>
-        <w:rPr>
-          <w:rFonts w:ascii="Times New Roman" w:eastAsia="Times New Roman" w:hAnsi="Times New Roman" w:cs="Times New Roman"/>
-          <w:color w:val="000000"/>
-          <w:sz w:val="22"/>
-          <w:szCs w:val="24"/>
-        </w:rPr>
-        <w:t xml:space="preserve">ООО «Ромашка»</w:t>
-      </w:r>
-      <w:r>
-        <w:rPr>
-          <w:rFonts w:ascii="Times New Roman" w:eastAsia="Times New Roman" w:hAnsi="Times New Roman" w:cs="Times New Roman"/>
-          <w:color w:val="000000"/>
-          <w:sz w:val="22"/>
-          <w:szCs w:val="24"/>
-        </w:rPr>
-        <w:t xml:space="preserve">), ИНН </w:t>
-      </w:r>
-      <w:r>
-        <w:rPr>
-          <w:rFonts w:ascii="Times New Roman" w:eastAsia="Times New Roman" w:hAnsi="Times New Roman" w:cs="Times New Roman"/>
-          <w:color w:val="000000"/>
-          <w:sz w:val="22"/>
-          <w:szCs w:val="24"/>
-        </w:rPr>
-        <w:t xml:space="preserve">7701234567</w:t>
-      </w:r>
-      <w:r>
-        <w:rPr>
-          <w:rFonts w:ascii="Times New Roman" w:eastAsia="Times New Roman" w:hAnsi="Times New Roman" w:cs="Times New Roman"/>
-          <w:color w:val="000000"/>
-          <w:sz w:val="22"/>
-          <w:szCs w:val="24"/>
-        </w:rPr>
-        <w:t xml:space="preserve">, КПП </w:t>
-      </w:r>
-      <w:r>
-        <w:rPr>
-          <w:rFonts w:ascii="Times New Roman" w:eastAsia="Times New Roman" w:hAnsi="Times New Roman" w:cs="Times New Roman"/>
-          <w:color w:val="000000"/>
-          <w:sz w:val="22"/>
-          <w:szCs w:val="24"/>
-        </w:rPr>
-        <w:t xml:space="preserve">770101001</w:t>
-      </w:r>
-      <w:r>
-        <w:rPr>
-          <w:rFonts w:ascii="Times New Roman" w:eastAsia="Times New Roman" w:hAnsi="Times New Roman" w:cs="Times New Roman"/>
-          <w:color w:val="000000"/>
-          <w:sz w:val="22"/>
-          <w:szCs w:val="24"/>
-        </w:rPr>
-        <w:t xml:space="preserve">, ОГРН </w:t>
-      </w:r>
-      <w:r>
-        <w:rPr>
-          <w:rFonts w:ascii="Times New Roman" w:eastAsia="Times New Roman" w:hAnsi="Times New Roman" w:cs="Times New Roman"/>
-          <w:color w:val="000000"/>
-          <w:sz w:val="22"/>
-          <w:szCs w:val="24"/>
-        </w:rPr>
-        <w:t xml:space="preserve">1027700132195</w:t>
-      </w:r>
-      <w:r>
-        <w:rPr>
-          <w:rFonts w:ascii="Times New Roman" w:eastAsia="Times New Roman" w:hAnsi="Times New Roman" w:cs="Times New Roman"/>
-          <w:color w:val="000000"/>
-          <w:sz w:val="22"/>
-          <w:szCs w:val="24"/>
-        </w:rPr>
-        <w:t xml:space="preserve">, в лице </w:t>
-      </w:r>
-      <w:r>
-        <w:rPr>
-          <w:rFonts w:ascii="Times New Roman" w:eastAsia="Times New Roman" w:hAnsi="Times New Roman" w:cs="Times New Roman"/>
-          <w:color w:val="000000"/>
-          <w:sz w:val="22"/>
-          <w:szCs w:val="24"/>
-        </w:rPr>
-        <w:t xml:space="preserve">директора Петров Пётр Петрович</w:t>
-      </w:r>
-      <w:r>
-        <w:rPr>
-          <w:rFonts w:ascii="Times New Roman" w:eastAsia="Times New Roman" w:hAnsi="Times New Roman" w:cs="Times New Roman"/>
-          <w:color w:val="000000"/>
-          <w:sz w:val="22"/>
-          <w:szCs w:val="24"/>
-        </w:rPr>
-        <w:t>, действующего на основании Устава, именуемое в дальнейшем «Перевозчик».</w:t>
+        <w:t xml:space="preserve">ООО «Ромашка», ИНН 7701234567, КПП 770101001, ОГРН 1027700132195, в лице директора Петров Пётр Петрович, действующего на основании Устава, именуемое в дальнейшем «Перевозчик».</w:t>
       </w:r>
     </w:p>
     <w:p>
@@ -4323,7 +4177,7 @@
           <w:sz w:val="22"/>
           <w:szCs w:val="24"/>
         </w:rPr>
-        <w:t>универсального передаточного документа (УПД) с выделенной суммой НДС и/или акта приема-передачи — по согласованию Сторон.</w:t>
+        <w:t xml:space="preserve">универсального передаточного документа (УПД) с выделенной суммой НДС и/или акта приема-передачи — по согласованию Сторон.</w:t>
       </w:r>
     </w:p>
     <w:p>
@@ -4346,82 +4200,7 @@
           <w:sz w:val="22"/>
           <w:szCs w:val="24"/>
         </w:rPr>
-        <w:t xml:space="preserve">4.4. </w:t>
-      </w:r>
-      <w:r>
-        <w:rPr>
-          <w:rFonts w:ascii="Times New Roman" w:eastAsia="Times New Roman" w:hAnsi="Times New Roman" w:cs="Times New Roman"/>
-          <w:color w:val="000000"/>
-          <w:sz w:val="22"/>
-          <w:szCs w:val="24"/>
-          <w:lang w:val="ru-RU"/>
-        </w:rPr>
-        <w:t xml:space="preserve">Оплата производится в течение </w:t>
-      </w:r>
-      <w:r>
-        <w:rPr>
-          <w:rFonts w:ascii="Times New Roman" w:eastAsia="Times New Roman" w:hAnsi="Times New Roman" w:cs="Times New Roman"/>
-          <w:color w:val="000000"/>
-          <w:sz w:val="22"/>
-          <w:szCs w:val="24"/>
-        </w:rPr>
-        <w:t xml:space="preserve">10</w:t>
-      </w:r>
-      <w:r>
-        <w:rPr>
-          <w:rFonts w:ascii="Times New Roman" w:eastAsia="Times New Roman" w:hAnsi="Times New Roman" w:cs="Times New Roman"/>
-          <w:color w:val="000000"/>
-          <w:sz w:val="22"/>
-          <w:szCs w:val="24"/>
-          <w:lang w:val="ru-RU"/>
-        </w:rPr>
-        <w:t xml:space="preserve"> </w:t>
-      </w:r>
-      <w:r>
-        <w:rPr>
-          <w:rFonts w:ascii="Times New Roman" w:eastAsia="Times New Roman" w:hAnsi="Times New Roman" w:cs="Times New Roman"/>
-          <w:color w:val="000000"/>
-          <w:sz w:val="22"/>
-          <w:szCs w:val="24"/>
-        </w:rPr>
-        <w:t xml:space="preserve">(десяти)</w:t>
-      </w:r>
-      <w:r>
-        <w:rPr>
-          <w:rFonts w:ascii="Times New Roman" w:eastAsia="Times New Roman" w:hAnsi="Times New Roman" w:cs="Times New Roman"/>
-          <w:color w:val="000000"/>
-          <w:sz w:val="22"/>
-          <w:szCs w:val="24"/>
-        </w:rPr>
-        <w:t xml:space="preserve"> </w:t>
-      </w:r>
-      <w:r>
-        <w:rPr>
-          <w:rFonts w:ascii="Times New Roman" w:eastAsia="Times New Roman" w:hAnsi="Times New Roman" w:cs="Times New Roman"/>
-          <w:color w:val="000000"/>
-          <w:sz w:val="22"/>
-          <w:szCs w:val="24"/>
-        </w:rPr>
-        <w:t>банковских дней с даты завершения выгрузки последнего из перевозимых автомобилей и получения Заказчиком оригиналов надлежащим образом оформленных документов (транспортная накладная, CMR, УПД и иных). Срок оплаты исчисляется с даты получения последнего из обязательных документов, при условии их надлежащего оформления</w:t>
-      </w:r>
-      <w:r>
-        <w:rPr>
-          <w:rFonts w:ascii="Times New Roman" w:eastAsia="Times New Roman" w:hAnsi="Times New Roman" w:cs="Times New Roman"/>
-          <w:color w:val="000000"/>
-          <w:sz w:val="22"/>
-          <w:szCs w:val="24"/>
-        </w:rPr>
-        <w:t xml:space="preserve"> или получения документов через систему электронного документооборота (ЭДО)</w:t>
-      </w:r>
-      <w:r>
-        <w:rPr>
-          <w:rFonts w:ascii="Times New Roman" w:eastAsia="Times New Roman" w:hAnsi="Times New Roman" w:cs="Times New Roman"/>
-          <w:color w:val="000000"/>
-          <w:sz w:val="22"/>
-          <w:szCs w:val="24"/>
-          <w:lang w:val="ru-RU"/>
-        </w:rPr>
-        <w:t>.</w:t>
+        <w:t xml:space="preserve">4.4. Оплата производится в течение 10 (десяти) банковских дней с даты завершения выгрузки последнего из перевозимых автомобилей и получения Заказчиком оригиналов надлежащим образом оформленных документов (транспортная накладная, CMR, УПД и иных). Срок оплаты исчисляется с даты получения последнего из обязательных документов, при условии их надлежащего оформления или получения документов через систему электронного документооборота (ЭДО).</w:t>
       </w:r>
     </w:p>
     <w:p>
@@ -6606,27 +6385,7 @@
                 <w:sz w:val="19"/>
                 <w:szCs w:val="24"/>
               </w:rPr>
-              <w:t>ОГРН</w:t>
-            </w:r>
-            <w:r>
-              <w:rPr>
-                <w:rFonts w:ascii="Times New Roman" w:eastAsia="Times New Roman" w:hAnsi="Times New Roman" w:cs="Times New Roman"/>
-                <w:color w:val="000000"/>
-                <w:sz w:val="19"/>
-                <w:szCs w:val="24"/>
-                <w:lang w:val="en-US"/>
-              </w:rPr>
-              <w:t xml:space="preserve"> </w:t>
-            </w:r>
-            <w:r>
-              <w:rPr>
-                <w:rFonts w:ascii="Times New Roman" w:eastAsia="Times New Roman" w:hAnsi="Times New Roman" w:cs="Times New Roman"/>
-                <w:color w:val="000000"/>
-                <w:sz w:val="19"/>
-                <w:szCs w:val="24"/>
-                <w:lang w:val="en-US"/>
-              </w:rPr>
-              <w:t xml:space="preserve">1027700132195</w:t>
+              <w:t xml:space="preserve">ОГРН 1027700132195</w:t>
             </w:r>
           </w:p>
           <w:p>
@@ -6903,47 +6662,7 @@
                 <w:szCs w:val="24"/>
                 <w:lang w:val="en-US"/>
               </w:rPr>
-              <w:t>E</w:t>
-            </w:r>
-            <w:r>
-              <w:rPr>
-                <w:rFonts w:ascii="Times New Roman" w:eastAsia="Times New Roman" w:hAnsi="Times New Roman" w:cs="Times New Roman"/>
-                <w:color w:val="000000"/>
-                <w:sz w:val="19"/>
-                <w:szCs w:val="24"/>
-                <w:lang w:val="ru-RU"/>
-              </w:rPr>
-              <w:t>‑</w:t>
-            </w:r>
-            <w:r>
-              <w:rPr>
-                <w:rFonts w:ascii="Times New Roman" w:eastAsia="Times New Roman" w:hAnsi="Times New Roman" w:cs="Times New Roman"/>
-                <w:color w:val="000000"/>
-                <w:sz w:val="19"/>
-                <w:szCs w:val="24"/>
-                <w:lang w:val="en-US"/>
-              </w:rPr>
-              <w:t>mail</w:t>
-            </w:r>
-            <w:r>
-              <w:rPr>
-                <w:rFonts w:ascii="Times New Roman" w:eastAsia="Times New Roman" w:hAnsi="Times New Roman" w:cs="Times New Roman"/>
-                <w:color w:val="000000"/>
-                <w:sz w:val="19"/>
-                <w:szCs w:val="24"/>
-                <w:lang w:val="ru-RU"/>
-              </w:rPr>
-              <w:t xml:space="preserve">: </w:t>
-            </w:r>
-            <w:r>
-              <w:rPr>
-                <w:rFonts w:ascii="Times New Roman" w:eastAsia="Times New Roman" w:hAnsi="Times New Roman" w:cs="Times New Roman"/>
-                <w:color w:val="000000"/>
-                <w:sz w:val="19"/>
-                <w:szCs w:val="24"/>
-                <w:lang w:val="ru-RU"/>
-              </w:rPr>
-              <w:t xml:space="preserve">info@example.ru</w:t>
+              <w:t xml:space="preserve">E‑mail: info@example.ru</w:t>
             </w:r>
           </w:p>
           <w:p>
@@ -6990,55 +6709,7 @@
                 <w:sz w:val="19"/>
                 <w:szCs w:val="24"/>
               </w:rPr>
-              <w:t xml:space="preserve">Генеральный </w:t>
-            </w:r>
-            <w:proofErr w:type="gramStart"/>
-            <w:r>
-              <w:rPr>
-                <w:rFonts w:ascii="Times New Roman" w:eastAsia="Times New Roman" w:hAnsi="Times New Roman" w:cs="Times New Roman"/>
-                <w:color w:val="000000"/>
-                <w:sz w:val="19"/>
-                <w:szCs w:val="24"/>
-              </w:rPr>
-              <w:t>директор</w:t>
-            </w:r>
-            <w:r>
-              <w:rPr>
-                <w:rFonts w:ascii="Times New Roman" w:eastAsia="Times New Roman" w:hAnsi="Times New Roman" w:cs="Times New Roman"/>
-                <w:color w:val="000000"/>
-                <w:sz w:val="19"/>
-                <w:szCs w:val="24"/>
-                <w:lang w:val="ru-RU"/>
-              </w:rPr>
-              <w:t xml:space="preserve">  </w:t>
-            </w:r>
-            <w:r>
-              <w:rPr>
-                <w:rFonts w:ascii="Times New Roman" w:eastAsia="Times New Roman" w:hAnsi="Times New Roman" w:cs="Times New Roman"/>
-                <w:color w:val="000000"/>
-                <w:sz w:val="19"/>
-                <w:szCs w:val="24"/>
-              </w:rPr>
-              <w:t>_</w:t>
-            </w:r>
-            <w:proofErr w:type="gramEnd"/>
-            <w:r>
-              <w:rPr>
-                <w:rFonts w:ascii="Times New Roman" w:eastAsia="Times New Roman" w:hAnsi="Times New Roman" w:cs="Times New Roman"/>
-                <w:color w:val="000000"/>
-                <w:sz w:val="19"/>
-                <w:szCs w:val="24"/>
-              </w:rPr>
-              <w:t>_______</w:t>
-            </w:r>
-            <w:r>
-              <w:rPr>
-                <w:rFonts w:ascii="Times New Roman" w:eastAsia="Times New Roman" w:hAnsi="Times New Roman" w:cs="Times New Roman"/>
-                <w:color w:val="000000"/>
-                <w:sz w:val="19"/>
-                <w:szCs w:val="24"/>
-              </w:rPr>
-              <w:t xml:space="preserve"> /Т.А. Ахмедов /  </w:t>
+              <w:t xml:space="preserve">Генеральный директор  ________ /П.П. Петров /</w:t>
             </w:r>
           </w:p>
           <w:p>
@@ -7211,27 +6882,7 @@
                 <w:sz w:val="19"/>
                 <w:szCs w:val="24"/>
               </w:rPr>
-              <w:t>КПП</w:t>
-            </w:r>
-            <w:r>
-              <w:rPr>
-                <w:rFonts w:ascii="Times New Roman" w:eastAsia="Times New Roman" w:hAnsi="Times New Roman" w:cs="Times New Roman"/>
-                <w:color w:val="000000"/>
-                <w:sz w:val="19"/>
-                <w:szCs w:val="24"/>
-                <w:lang w:val="en-US"/>
-              </w:rPr>
-              <w:t xml:space="preserve"> </w:t>
-            </w:r>
-            <w:r>
-              <w:rPr>
-                <w:rFonts w:ascii="Times New Roman" w:eastAsia="Times New Roman" w:hAnsi="Times New Roman" w:cs="Times New Roman"/>
-                <w:color w:val="000000"/>
-                <w:sz w:val="19"/>
-                <w:szCs w:val="24"/>
-                <w:lang w:val="en-US"/>
-              </w:rPr>
-              <w:t xml:space="preserve">770101001</w:t>
+              <w:t xml:space="preserve">КПП 770101001</w:t>
             </w:r>
           </w:p>
           <w:p>
@@ -7253,27 +6904,7 @@
                 <w:sz w:val="19"/>
                 <w:szCs w:val="24"/>
               </w:rPr>
-              <w:t>ОГРН</w:t>
-            </w:r>
-            <w:r>
-              <w:rPr>
-                <w:rFonts w:ascii="Times New Roman" w:eastAsia="Times New Roman" w:hAnsi="Times New Roman" w:cs="Times New Roman"/>
-                <w:color w:val="000000"/>
-                <w:sz w:val="19"/>
-                <w:szCs w:val="24"/>
-                <w:lang w:val="en-US"/>
-              </w:rPr>
-              <w:t xml:space="preserve"> </w:t>
-            </w:r>
-            <w:r>
-              <w:rPr>
-                <w:rFonts w:ascii="Times New Roman" w:eastAsia="Times New Roman" w:hAnsi="Times New Roman" w:cs="Times New Roman"/>
-                <w:color w:val="000000"/>
-                <w:sz w:val="19"/>
-                <w:szCs w:val="24"/>
-                <w:lang w:val="en-US"/>
-              </w:rPr>
-              <w:t xml:space="preserve">1027700132195</w:t>
+              <w:t xml:space="preserve">ОГРН 1027700132195</w:t>
             </w:r>
           </w:p>
           <w:p>
@@ -7610,27 +7241,7 @@
                 <w:sz w:val="19"/>
                 <w:szCs w:val="24"/>
               </w:rPr>
-              <w:t>Директор</w:t>
-            </w:r>
-            <w:r>
-              <w:rPr>
-                <w:rFonts w:ascii="Times New Roman" w:eastAsia="Times New Roman" w:hAnsi="Times New Roman" w:cs="Times New Roman"/>
-                <w:color w:val="000000"/>
-                <w:sz w:val="19"/>
-                <w:szCs w:val="24"/>
-                <w:lang w:val="en-US"/>
-              </w:rPr>
-              <w:t xml:space="preserve"> ________ </w:t>
-            </w:r>
-            <w:r>
-              <w:rPr>
-                <w:rFonts w:ascii="Times New Roman" w:eastAsia="Times New Roman" w:hAnsi="Times New Roman" w:cs="Times New Roman"/>
-                <w:color w:val="000000"/>
-                <w:sz w:val="19"/>
-                <w:szCs w:val="24"/>
-                <w:lang w:val="en-US"/>
-              </w:rPr>
-              <w:t xml:space="preserve">/Петров Пётр Петрович/</w:t>
+              <w:t xml:space="preserve">Директор ________ /Петров Пётр Петрович/</w:t>
             </w:r>
           </w:p>
           <w:p>

--- a/tests/data/golden/gap.docx
+++ b/tests/data/golden/gap.docx
@@ -309,7 +309,7 @@
           <w:sz w:val="22"/>
           <w:szCs w:val="24"/>
         </w:rPr>
-        <w:t xml:space="preserve">ООО «Заказчик», именуемое в дальнейшем «Заказчик», в лице Генеральный директор Петров Пётр Петрович, действующего на основании Устава.</w:t>
+        <w:t xml:space="preserve">ООО «Заказчик», ИНН 7701234567, КПП 770101001, ОГРН 1027700132195, именуемое в дальнейшем «Заказчик», в лице Генерального директора Петрова Пётра Петровича, действующего на основании Устава.</w:t>
       </w:r>
     </w:p>
     <w:p>
@@ -355,7 +355,7 @@
           <w:sz w:val="22"/>
           <w:szCs w:val="24"/>
         </w:rPr>
-        <w:t xml:space="preserve">ООО «Ромашка», ИНН 7701234567, КПП 770101001, ОГРН 1027700132195, в лице директора Петров Пётр Петрович, действующего на основании Устава, именуемое в дальнейшем «Перевозчик».</w:t>
+        <w:t xml:space="preserve">ООО «Ромашка», ИНН 7701234567, КПП 770101001, ОГРН 1027700132195, в лице Генерального директора Петрова Пётра Петровича, действующего на основании Устава, именуемое в дальнейшем «Перевозчик».</w:t>
       </w:r>
     </w:p>
     <w:p>
@@ -7241,7 +7241,7 @@
                 <w:sz w:val="19"/>
                 <w:szCs w:val="24"/>
               </w:rPr>
-              <w:t xml:space="preserve">Директор ________ /Петров Пётр Петрович/</w:t>
+              <w:t xml:space="preserve">Генеральный директор ________ /Петров Пётр Петрович/</w:t>
             </w:r>
           </w:p>
           <w:p>

--- a/tests/data/golden/gap.docx
+++ b/tests/data/golden/gap.docx
@@ -252,7 +252,7 @@
           <w:sz w:val="28"/>
           <w:szCs w:val="24"/>
         </w:rPr>
-        <w:t xml:space="preserve">1. СТОРОНЫ И СТАТУС</w:t>
+        <w:t xml:space="preserve">1. СТОРОНЫ И СТАТУС </w:t>
       </w:r>
       <w:r>
         <w:rPr>
@@ -264,7 +264,6 @@
           <w:szCs w:val="24"/>
           <w:lang w:val="ru-RU"/>
         </w:rPr>
-        <w:t xml:space="preserve">  </w:t>
       </w:r>
     </w:p>
     <w:p>
@@ -287,7 +286,7 @@
           <w:sz w:val="22"/>
           <w:szCs w:val="24"/>
         </w:rPr>
-        <w:t xml:space="preserve">1.1. Заказчик:  </w:t>
+        <w:t xml:space="preserve">1.1. Заказчик: </w:t>
       </w:r>
     </w:p>
     <w:p>
@@ -333,7 +332,7 @@
           <w:sz w:val="22"/>
           <w:szCs w:val="24"/>
         </w:rPr>
-        <w:t xml:space="preserve">1.2. Перевозчик:  </w:t>
+        <w:t xml:space="preserve">1.2. Перевозчик: </w:t>
       </w:r>
     </w:p>
     <w:p>
@@ -535,7 +534,7 @@
           <w:sz w:val="22"/>
           <w:szCs w:val="24"/>
         </w:rPr>
-        <w:t xml:space="preserve">3.1. Груз:  </w:t>
+        <w:t xml:space="preserve">3.1. Груз: </w:t>
       </w:r>
     </w:p>
     <w:p>
@@ -1231,7 +1230,7 @@
           <w:szCs w:val="24"/>
           <w:lang w:val="ru-RU"/>
         </w:rPr>
-        <w:t xml:space="preserve">Плановая дата и время подачи транспортного средства под погрузку:  г. Время </w:t>
+        <w:t xml:space="preserve">Плановая дата и время подачи транспортного средства под погрузку: г. Время </w:t>
       </w:r>
     </w:p>
     <w:p>
@@ -2906,8 +2905,7 @@
           <w:sz w:val="22"/>
           <w:szCs w:val="24"/>
         </w:rPr>
-        <w:lastRenderedPageBreak/>
-        <w:t xml:space="preserve">– Плановая дата завершения выгрузки: </w:t>
+        <w:t>– Плановая дата завершения выгрузки: г.</w:t>
       </w:r>
       <w:r>
         <w:rPr>
@@ -2917,7 +2915,6 @@
           <w:szCs w:val="24"/>
           <w:lang w:val="ru-RU"/>
         </w:rPr>
-        <w:t xml:space="preserve"> </w:t>
       </w:r>
       <w:r>
         <w:rPr>
@@ -2927,7 +2924,6 @@
           <w:szCs w:val="24"/>
           <w:lang w:val="ru-RU"/>
         </w:rPr>
-        <w:t>г.</w:t>
       </w:r>
     </w:p>
     <w:p>
@@ -3668,7 +3664,7 @@
           <w:sz w:val="22"/>
           <w:szCs w:val="24"/>
         </w:rPr>
-        <w:t>3.6. Обмен заявками, подтверждениями, адресами, окнами, контактами и иными рабочими данными допускается по электронной почте и мессенджерам.  Такая переписка признается Сторонами надлежащим подтверждением договоренностей.</w:t>
+        <w:t>3.6. Обмен заявками, подтверждениями, адресами, окнами, контактами и иными рабочими данными допускается по электронной почте и мессенджерам. Такая переписка признается Сторонами надлежащим подтверждением договоренностей.</w:t>
       </w:r>
     </w:p>
     <w:p>
@@ -4401,7 +4397,7 @@
           <w:sz w:val="22"/>
           <w:szCs w:val="24"/>
         </w:rPr>
-        <w:t xml:space="preserve">состояния Груза;  </w:t>
+        <w:t xml:space="preserve">состояния Груза; </w:t>
       </w:r>
     </w:p>
     <w:p>
@@ -4427,7 +4423,7 @@
           <w:sz w:val="22"/>
           <w:szCs w:val="24"/>
         </w:rPr>
-        <w:t xml:space="preserve">видимых повреждений (при наличии);  </w:t>
+        <w:t xml:space="preserve">видимых повреждений (при наличии); </w:t>
       </w:r>
     </w:p>
     <w:p>
@@ -4926,7 +4922,7 @@
           <w:sz w:val="22"/>
           <w:szCs w:val="24"/>
         </w:rPr>
-        <w:t>6.3.</w:t>
+        <w:t>6.3.1. Перевозчик подтверждает, что ему известны условия ответственности Заказчика перед его клиентом по данному рейсу и обязуется возместить Заказчику убытки, включая штрафы и санкции, при условии, что такие убытки документально подтверждены и являются прямым следствием нарушения Перевозчиком условий Договора.</w:t>
       </w:r>
       <w:r>
         <w:rPr>
@@ -4937,7 +4933,6 @@
           <w:szCs w:val="24"/>
           <w:lang w:val="ru-RU"/>
         </w:rPr>
-        <w:t>1</w:t>
       </w:r>
       <w:r>
         <w:rPr>
@@ -4947,7 +4942,6 @@
           <w:sz w:val="22"/>
           <w:szCs w:val="24"/>
         </w:rPr>
-        <w:t xml:space="preserve">. Перевозчик подтверждает, что ему известны условия ответственности Заказчика перед его клиентом по данному рейсу и </w:t>
       </w:r>
       <w:r>
         <w:rPr>
@@ -4958,7 +4952,6 @@
           <w:szCs w:val="24"/>
           <w:lang w:val="ru-RU"/>
         </w:rPr>
-        <w:t xml:space="preserve">обязуется </w:t>
       </w:r>
       <w:r>
         <w:rPr>
@@ -4968,7 +4961,6 @@
           <w:sz w:val="22"/>
           <w:szCs w:val="24"/>
         </w:rPr>
-        <w:t xml:space="preserve">возместить </w:t>
       </w:r>
       <w:proofErr w:type="gramStart"/>
       <w:r>
@@ -4979,7 +4971,6 @@
           <w:sz w:val="22"/>
           <w:szCs w:val="24"/>
         </w:rPr>
-        <w:t>Заказчику  убытки</w:t>
       </w:r>
       <w:proofErr w:type="gramEnd"/>
       <w:r>
@@ -4990,7 +4981,6 @@
           <w:sz w:val="22"/>
           <w:szCs w:val="24"/>
         </w:rPr>
-        <w:t xml:space="preserve">, включая штрафы и санкции, </w:t>
       </w:r>
       <w:r>
         <w:rPr>
@@ -5001,7 +4991,6 @@
           <w:szCs w:val="24"/>
           <w:lang w:val="ru-RU"/>
         </w:rPr>
-        <w:t>при условии , что такие убытки документально подтверждены и являются прямым следствием нарушения Перевозчиком условий Договора.</w:t>
       </w:r>
     </w:p>
     <w:p>
@@ -5050,7 +5039,7 @@
           <w:sz w:val="22"/>
           <w:szCs w:val="24"/>
         </w:rPr>
-        <w:t xml:space="preserve">стоимость восстановительного ремонта и/или утрату товарной стоимости автомобиля (по отчету оценщика или иным согласованным документам),  </w:t>
+        <w:t xml:space="preserve">стоимость восстановительного ремонта и/или утрату товарной стоимости автомобиля (по отчету оценщика или иным согласованным документам), </w:t>
       </w:r>
     </w:p>
     <w:p>
@@ -5607,7 +5596,7 @@
           <w:sz w:val="22"/>
           <w:szCs w:val="24"/>
         </w:rPr>
-        <w:t xml:space="preserve">проверки Перевозчика, его водителей и транспортных средств;  </w:t>
+        <w:t xml:space="preserve">проверки Перевозчика, его водителей и транспортных средств; </w:t>
       </w:r>
     </w:p>
     <w:p>
@@ -5633,7 +5622,7 @@
           <w:sz w:val="22"/>
           <w:szCs w:val="24"/>
         </w:rPr>
-        <w:t xml:space="preserve">мониторинга маршрута и стоянок;  </w:t>
+        <w:t xml:space="preserve">мониторинга маршрута и стоянок; </w:t>
       </w:r>
     </w:p>
     <w:p>
@@ -5704,7 +5693,7 @@
           <w:sz w:val="22"/>
           <w:szCs w:val="24"/>
         </w:rPr>
-        <w:t xml:space="preserve">– предоставлять копии документов на Перевозчика, транспортные средства и водителей (регистрационные, страховые, водительские удостоверения и т.п.);  </w:t>
+        <w:t xml:space="preserve">– предоставлять копии документов на Перевозчика, транспортные средства и водителей (регистрационные, страховые, водительские удостоверения и т.п.); </w:t>
       </w:r>
     </w:p>
     <w:p>
@@ -5856,7 +5845,7 @@
           <w:sz w:val="22"/>
           <w:szCs w:val="24"/>
         </w:rPr>
-        <w:t xml:space="preserve">заключения и исполнения настоящего Договора;  </w:t>
+        <w:t xml:space="preserve">заключения и исполнения настоящего Договора; </w:t>
       </w:r>
     </w:p>
     <w:p>
@@ -5882,7 +5871,7 @@
           <w:sz w:val="22"/>
           <w:szCs w:val="24"/>
         </w:rPr>
-        <w:t>использования сервиса «</w:t>
+        <w:t xml:space="preserve">использования сервиса «ТехноЩит» для проверки и мониторинга Перевозчика; </w:t>
       </w:r>
       <w:proofErr w:type="spellStart"/>
       <w:r>
@@ -5892,7 +5881,6 @@
           <w:sz w:val="22"/>
           <w:szCs w:val="24"/>
         </w:rPr>
-        <w:t>ТехноЩит</w:t>
       </w:r>
       <w:proofErr w:type="spellEnd"/>
       <w:r>
@@ -5902,7 +5890,6 @@
           <w:sz w:val="22"/>
           <w:szCs w:val="24"/>
         </w:rPr>
-        <w:t xml:space="preserve">» для проверки и мониторинга Перевозчика;  </w:t>
       </w:r>
     </w:p>
     <w:p>
@@ -5928,7 +5915,7 @@
           <w:sz w:val="22"/>
           <w:szCs w:val="24"/>
         </w:rPr>
-        <w:t xml:space="preserve">соблюдения требований законодательства и договоров Заказчика с его клиентами;  </w:t>
+        <w:t xml:space="preserve">соблюдения требований законодательства и договоров Заказчика с его клиентами; </w:t>
       </w:r>
     </w:p>
     <w:p>
@@ -6119,8 +6106,7 @@
           <w:sz w:val="22"/>
           <w:szCs w:val="24"/>
         </w:rPr>
-        <w:lastRenderedPageBreak/>
-        <w:t xml:space="preserve">в арбитражном суде по месту нахождения Заказчика – если Перевозчик является юр. лицом или ИП;  </w:t>
+        <w:t xml:space="preserve">в арбитражном суде по месту нахождения Заказчика – если Перевозчик является юр. лицом или ИП; </w:t>
       </w:r>
     </w:p>
     <w:p>
@@ -6468,75 +6454,7 @@
                 <w:sz w:val="19"/>
                 <w:szCs w:val="24"/>
               </w:rPr>
-              <w:t>р</w:t>
-            </w:r>
-            <w:r>
-              <w:rPr>
-                <w:rFonts w:ascii="Times New Roman" w:eastAsia="Times New Roman" w:hAnsi="Times New Roman" w:cs="Times New Roman"/>
-                <w:color w:val="000000"/>
-                <w:sz w:val="19"/>
-                <w:szCs w:val="24"/>
-                <w:lang w:val="en-US"/>
-              </w:rPr>
-              <w:t>/</w:t>
-            </w:r>
-            <w:r>
-              <w:rPr>
-                <w:rFonts w:ascii="Times New Roman" w:eastAsia="Times New Roman" w:hAnsi="Times New Roman" w:cs="Times New Roman"/>
-                <w:color w:val="000000"/>
-                <w:sz w:val="19"/>
-                <w:szCs w:val="24"/>
-              </w:rPr>
-              <w:t>с</w:t>
-            </w:r>
-            <w:r>
-              <w:rPr>
-                <w:rFonts w:ascii="Times New Roman" w:eastAsia="Times New Roman" w:hAnsi="Times New Roman" w:cs="Times New Roman"/>
-                <w:color w:val="000000"/>
-                <w:sz w:val="19"/>
-                <w:szCs w:val="24"/>
-                <w:lang w:val="en-US"/>
-              </w:rPr>
-              <w:t xml:space="preserve"> </w:t>
-            </w:r>
-            <w:r>
-              <w:rPr>
-                <w:rFonts w:ascii="Times New Roman" w:eastAsia="Times New Roman" w:hAnsi="Times New Roman" w:cs="Times New Roman"/>
-                <w:color w:val="000000"/>
-                <w:sz w:val="19"/>
-                <w:szCs w:val="24"/>
-                <w:lang w:val="en-US"/>
-              </w:rPr>
-              <w:t xml:space="preserve">40702810000000000001 </w:t>
-            </w:r>
-            <w:r>
-              <w:rPr>
-                <w:rFonts w:ascii="Times New Roman" w:eastAsia="Times New Roman" w:hAnsi="Times New Roman" w:cs="Times New Roman"/>
-                <w:color w:val="000000"/>
-                <w:sz w:val="19"/>
-                <w:szCs w:val="24"/>
-              </w:rPr>
-              <w:t>в</w:t>
-            </w:r>
-            <w:r>
-              <w:rPr>
-                <w:rFonts w:ascii="Times New Roman" w:eastAsia="Times New Roman" w:hAnsi="Times New Roman" w:cs="Times New Roman"/>
-                <w:color w:val="000000"/>
-                <w:sz w:val="19"/>
-                <w:szCs w:val="24"/>
-                <w:lang w:val="en-US"/>
-              </w:rPr>
-              <w:t xml:space="preserve"> </w:t>
-            </w:r>
-            <w:r>
-              <w:rPr>
-                <w:rFonts w:ascii="Times New Roman" w:eastAsia="Times New Roman" w:hAnsi="Times New Roman" w:cs="Times New Roman"/>
-                <w:color w:val="000000"/>
-                <w:sz w:val="19"/>
-                <w:szCs w:val="24"/>
-                <w:lang w:val="en-US"/>
-              </w:rPr>
-              <w:t xml:space="preserve">ПАО Сбербанк</w:t>
+              <w:t xml:space="preserve">р/с 40702810000000000001 в ПАО Сбербанк</w:t>
             </w:r>
           </w:p>
           <w:p>
@@ -6558,27 +6476,7 @@
                 <w:sz w:val="19"/>
                 <w:szCs w:val="24"/>
               </w:rPr>
-              <w:t>БИК</w:t>
-            </w:r>
-            <w:r>
-              <w:rPr>
-                <w:rFonts w:ascii="Times New Roman" w:eastAsia="Times New Roman" w:hAnsi="Times New Roman" w:cs="Times New Roman"/>
-                <w:color w:val="000000"/>
-                <w:sz w:val="19"/>
-                <w:szCs w:val="24"/>
-                <w:lang w:val="en-US"/>
-              </w:rPr>
-              <w:t xml:space="preserve"> </w:t>
-            </w:r>
-            <w:r>
-              <w:rPr>
-                <w:rFonts w:ascii="Times New Roman" w:eastAsia="Times New Roman" w:hAnsi="Times New Roman" w:cs="Times New Roman"/>
-                <w:color w:val="000000"/>
-                <w:sz w:val="19"/>
-                <w:szCs w:val="24"/>
-                <w:lang w:val="en-US"/>
-              </w:rPr>
-              <w:t xml:space="preserve">044525225</w:t>
+              <w:t xml:space="preserve">БИК 044525225</w:t>
             </w:r>
           </w:p>
           <w:p>
@@ -6600,46 +6498,7 @@
                 <w:sz w:val="19"/>
                 <w:szCs w:val="24"/>
               </w:rPr>
-              <w:t>к</w:t>
-            </w:r>
-            <w:r>
-              <w:rPr>
-                <w:rFonts w:ascii="Times New Roman" w:eastAsia="Times New Roman" w:hAnsi="Times New Roman" w:cs="Times New Roman"/>
-                <w:color w:val="000000"/>
-                <w:sz w:val="19"/>
-                <w:szCs w:val="24"/>
-                <w:lang w:val="en-US"/>
-              </w:rPr>
-              <w:t>/</w:t>
-            </w:r>
-            <w:r>
-              <w:rPr>
-                <w:rFonts w:ascii="Times New Roman" w:eastAsia="Times New Roman" w:hAnsi="Times New Roman" w:cs="Times New Roman"/>
-                <w:color w:val="000000"/>
-                <w:sz w:val="19"/>
-                <w:szCs w:val="24"/>
-              </w:rPr>
-              <w:t>с</w:t>
-            </w:r>
-            <w:r>
-              <w:rPr>
-                <w:rFonts w:ascii="Times New Roman" w:eastAsia="Times New Roman" w:hAnsi="Times New Roman" w:cs="Times New Roman"/>
-                <w:color w:val="000000"/>
-                <w:sz w:val="19"/>
-                <w:szCs w:val="24"/>
-                <w:lang w:val="en-US"/>
-              </w:rPr>
-              <w:t xml:space="preserve"> </w:t>
-            </w:r>
-            <w:r>
-              <w:rPr>
-                <w:rFonts w:ascii="Times New Roman" w:eastAsia="Times New Roman" w:hAnsi="Times New Roman" w:cs="Times New Roman"/>
-                <w:color w:val="000000"/>
-                <w:sz w:val="19"/>
-                <w:szCs w:val="24"/>
-                <w:lang w:val="en-US"/>
-              </w:rPr>
-              <w:t xml:space="preserve">30101810400000000225</w:t>
+              <w:t xml:space="preserve">к/с 30101810400000000225</w:t>
             </w:r>
           </w:p>
           <w:p>
@@ -6709,7 +6568,7 @@
                 <w:sz w:val="19"/>
                 <w:szCs w:val="24"/>
               </w:rPr>
-              <w:t xml:space="preserve">Генеральный директор  ________ /П.П. Петров /</w:t>
+              <w:t>Генеральный директор ________ /П.П. Петров /</w:t>
             </w:r>
           </w:p>
           <w:p>
@@ -6730,7 +6589,7 @@
                 <w:sz w:val="19"/>
                 <w:szCs w:val="24"/>
               </w:rPr>
-              <w:t xml:space="preserve">(подпись)  </w:t>
+              <w:t xml:space="preserve">(подпись) </w:t>
             </w:r>
           </w:p>
           <w:p>
@@ -6987,46 +6846,7 @@
                 <w:sz w:val="19"/>
                 <w:szCs w:val="24"/>
               </w:rPr>
-              <w:t>р</w:t>
-            </w:r>
-            <w:r>
-              <w:rPr>
-                <w:rFonts w:ascii="Times New Roman" w:eastAsia="Times New Roman" w:hAnsi="Times New Roman" w:cs="Times New Roman"/>
-                <w:color w:val="000000"/>
-                <w:sz w:val="19"/>
-                <w:szCs w:val="24"/>
-                <w:lang w:val="en-US"/>
-              </w:rPr>
-              <w:t>/</w:t>
-            </w:r>
-            <w:r>
-              <w:rPr>
-                <w:rFonts w:ascii="Times New Roman" w:eastAsia="Times New Roman" w:hAnsi="Times New Roman" w:cs="Times New Roman"/>
-                <w:color w:val="000000"/>
-                <w:sz w:val="19"/>
-                <w:szCs w:val="24"/>
-              </w:rPr>
-              <w:t>с</w:t>
-            </w:r>
-            <w:r>
-              <w:rPr>
-                <w:rFonts w:ascii="Times New Roman" w:eastAsia="Times New Roman" w:hAnsi="Times New Roman" w:cs="Times New Roman"/>
-                <w:color w:val="000000"/>
-                <w:sz w:val="19"/>
-                <w:szCs w:val="24"/>
-                <w:lang w:val="en-US"/>
-              </w:rPr>
-              <w:t xml:space="preserve"> </w:t>
-            </w:r>
-            <w:r>
-              <w:rPr>
-                <w:rFonts w:ascii="Times New Roman" w:eastAsia="Times New Roman" w:hAnsi="Times New Roman" w:cs="Times New Roman"/>
-                <w:color w:val="000000"/>
-                <w:sz w:val="19"/>
-                <w:szCs w:val="24"/>
-                <w:lang w:val="en-US"/>
-              </w:rPr>
-              <w:t xml:space="preserve">40702810000000000001</w:t>
+              <w:t xml:space="preserve">р/с 40702810000000000001</w:t>
             </w:r>
           </w:p>
           <w:p>
@@ -7048,27 +6868,7 @@
                 <w:sz w:val="19"/>
                 <w:szCs w:val="24"/>
               </w:rPr>
-              <w:t>Банк</w:t>
-            </w:r>
-            <w:r>
-              <w:rPr>
-                <w:rFonts w:ascii="Times New Roman" w:eastAsia="Times New Roman" w:hAnsi="Times New Roman" w:cs="Times New Roman"/>
-                <w:color w:val="000000"/>
-                <w:sz w:val="19"/>
-                <w:szCs w:val="24"/>
-                <w:lang w:val="en-US"/>
-              </w:rPr>
-              <w:t xml:space="preserve">: </w:t>
-            </w:r>
-            <w:r>
-              <w:rPr>
-                <w:rFonts w:ascii="Times New Roman" w:eastAsia="Times New Roman" w:hAnsi="Times New Roman" w:cs="Times New Roman"/>
-                <w:color w:val="000000"/>
-                <w:sz w:val="19"/>
-                <w:szCs w:val="24"/>
-                <w:lang w:val="en-US"/>
-              </w:rPr>
-              <w:t xml:space="preserve">ПАО Сбербанк</w:t>
+              <w:t xml:space="preserve">Банк: ПАО Сбербанк</w:t>
             </w:r>
           </w:p>
           <w:p>
@@ -7090,27 +6890,7 @@
                 <w:sz w:val="19"/>
                 <w:szCs w:val="24"/>
               </w:rPr>
-              <w:t>БИК</w:t>
-            </w:r>
-            <w:r>
-              <w:rPr>
-                <w:rFonts w:ascii="Times New Roman" w:eastAsia="Times New Roman" w:hAnsi="Times New Roman" w:cs="Times New Roman"/>
-                <w:color w:val="000000"/>
-                <w:sz w:val="19"/>
-                <w:szCs w:val="24"/>
-                <w:lang w:val="en-US"/>
-              </w:rPr>
-              <w:t xml:space="preserve"> </w:t>
-            </w:r>
-            <w:r>
-              <w:rPr>
-                <w:rFonts w:ascii="Times New Roman" w:eastAsia="Times New Roman" w:hAnsi="Times New Roman" w:cs="Times New Roman"/>
-                <w:color w:val="000000"/>
-                <w:sz w:val="19"/>
-                <w:szCs w:val="24"/>
-                <w:lang w:val="en-US"/>
-              </w:rPr>
-              <w:t xml:space="preserve">044525225</w:t>
+              <w:t xml:space="preserve">БИК 044525225</w:t>
             </w:r>
           </w:p>
           <w:p>
@@ -7125,7 +6905,6 @@
                 <w:lang w:val="en-US"/>
               </w:rPr>
             </w:pPr>
-            <w:proofErr w:type="spellStart"/>
             <w:r>
               <w:rPr>
                 <w:rFonts w:ascii="Times New Roman" w:eastAsia="Times New Roman" w:hAnsi="Times New Roman" w:cs="Times New Roman"/>
@@ -7133,47 +6912,7 @@
                 <w:sz w:val="19"/>
                 <w:szCs w:val="24"/>
               </w:rPr>
-              <w:t>Корр</w:t>
-            </w:r>
-            <w:proofErr w:type="spellEnd"/>
-            <w:r>
-              <w:rPr>
-                <w:rFonts w:ascii="Times New Roman" w:eastAsia="Times New Roman" w:hAnsi="Times New Roman" w:cs="Times New Roman"/>
-                <w:color w:val="000000"/>
-                <w:sz w:val="19"/>
-                <w:szCs w:val="24"/>
-                <w:lang w:val="en-US"/>
-              </w:rPr>
-              <w:t xml:space="preserve">. </w:t>
-            </w:r>
-            <w:r>
-              <w:rPr>
-                <w:rFonts w:ascii="Times New Roman" w:eastAsia="Times New Roman" w:hAnsi="Times New Roman" w:cs="Times New Roman"/>
-                <w:color w:val="000000"/>
-                <w:sz w:val="19"/>
-                <w:szCs w:val="24"/>
-              </w:rPr>
-              <w:t>счёт</w:t>
-            </w:r>
-            <w:r>
-              <w:rPr>
-                <w:rFonts w:ascii="Times New Roman" w:eastAsia="Times New Roman" w:hAnsi="Times New Roman" w:cs="Times New Roman"/>
-                <w:color w:val="000000"/>
-                <w:sz w:val="19"/>
-                <w:szCs w:val="24"/>
-                <w:lang w:val="en-US"/>
-              </w:rPr>
-              <w:t xml:space="preserve">: </w:t>
-            </w:r>
-            <w:r>
-              <w:rPr>
-                <w:rFonts w:ascii="Times New Roman" w:eastAsia="Times New Roman" w:hAnsi="Times New Roman" w:cs="Times New Roman"/>
-                <w:color w:val="000000"/>
-                <w:sz w:val="19"/>
-                <w:szCs w:val="24"/>
-                <w:lang w:val="en-US"/>
-              </w:rPr>
-              <w:t xml:space="preserve">30101810400000000225</w:t>
+              <w:t xml:space="preserve">Корр. счёт: 30101810400000000225</w:t>
             </w:r>
           </w:p>
           <w:p>
